--- a/template/Settlement Form_Draft_Elan & SYNA.docx
+++ b/template/Settlement Form_Draft_Elan & SYNA.docx
@@ -47,14 +47,7 @@
           <w:b/>
           <w:bCs/>
         </w:rPr>
-        <w:t xml:space="preserve">Master Settlement and </w:t>
-      </w:r>
-      <w:r>
-        <w:rPr>
-          <w:b/>
-          <w:bCs/>
-        </w:rPr>
-        <w:t xml:space="preserve">Release Agreement </w:t>
+        <w:t xml:space="preserve">Master Settlement and Release Agreement </w:t>
       </w:r>
       <w:r>
         <w:rPr>
@@ -74,113 +67,32 @@
       <w:r>
         <w:rPr>
           <w:rFonts w:hint="eastAsia"/>
-          <w:highlight w:val="yellow"/>
           <w:lang w:eastAsia="zh-TW"/>
         </w:rPr>
-        <w:t>&lt;</w:t>
+        <w:t xml:space="preserve">&lt;Supplier Name&gt; </w:t>
+      </w:r>
+      <w:r>
+        <w:t>(“Company”) and is subject to the Master Settlement and Release Agreement (</w:t>
       </w:r>
       <w:r>
         <w:rPr>
           <w:rFonts w:hint="eastAsia"/>
-          <w:highlight w:val="yellow"/>
           <w:lang w:eastAsia="zh-TW"/>
         </w:rPr>
-        <w:t>Supplier</w:t>
+        <w:t>&lt;Master Agreement&gt;</w:t>
+      </w:r>
+      <w:r>
+        <w:t xml:space="preserve">) dated </w:t>
       </w:r>
       <w:r>
         <w:rPr>
           <w:rFonts w:hint="eastAsia"/>
-          <w:highlight w:val="yellow"/>
           <w:lang w:eastAsia="zh-TW"/>
         </w:rPr>
-        <w:t xml:space="preserve"> </w:t>
+        <w:t xml:space="preserve">&lt;Effective Date&gt; </w:t>
       </w:r>
       <w:r>
-        <w:rPr>
-          <w:rFonts w:hint="eastAsia"/>
-          <w:highlight w:val="yellow"/>
-          <w:lang w:eastAsia="zh-TW"/>
-        </w:rPr>
-        <w:t>N</w:t>
-      </w:r>
-      <w:r>
-        <w:rPr>
-          <w:rFonts w:hint="eastAsia"/>
-          <w:highlight w:val="yellow"/>
-          <w:lang w:eastAsia="zh-TW"/>
-        </w:rPr>
-        <w:t>ame&gt;</w:t>
-      </w:r>
-      <w:r>
-        <w:rPr>
-          <w:rFonts w:hint="eastAsia"/>
-          <w:highlight w:val="yellow"/>
-          <w:lang w:eastAsia="zh-TW"/>
-        </w:rPr>
-        <w:t xml:space="preserve"> </w:t>
-      </w:r>
-      <w:r>
-        <w:t xml:space="preserve">(“Company”) and is subject to the Master Settlement and Release Agreement </w:t>
-      </w:r>
-      <w:r>
-        <w:t>(</w:t>
-      </w:r>
-      <w:r>
-        <w:rPr>
-          <w:rFonts w:hint="eastAsia"/>
-          <w:highlight w:val="yellow"/>
-          <w:lang w:eastAsia="zh-TW"/>
-        </w:rPr>
-        <w:t xml:space="preserve">&lt;Master </w:t>
-      </w:r>
-      <w:r>
-        <w:rPr>
-          <w:rFonts w:hint="eastAsia"/>
-          <w:highlight w:val="yellow"/>
-          <w:lang w:eastAsia="zh-TW"/>
-        </w:rPr>
-        <w:t>A</w:t>
-      </w:r>
-      <w:r>
-        <w:rPr>
-          <w:rFonts w:hint="eastAsia"/>
-          <w:highlight w:val="yellow"/>
-          <w:lang w:eastAsia="zh-TW"/>
-        </w:rPr>
-        <w:t>greement&gt;</w:t>
-      </w:r>
-      <w:r>
-        <w:t>)</w:t>
-      </w:r>
-      <w:r>
-        <w:t xml:space="preserve"> dated </w:t>
-      </w:r>
-      <w:r>
-        <w:rPr>
-          <w:rFonts w:hint="eastAsia"/>
-          <w:highlight w:val="yellow"/>
-          <w:lang w:eastAsia="zh-TW"/>
-        </w:rPr>
-        <w:t>&lt;Effective Date&gt;</w:t>
-      </w:r>
-      <w:r>
-        <w:rPr>
-          <w:rFonts w:hint="eastAsia"/>
-          <w:highlight w:val="yellow"/>
-          <w:lang w:eastAsia="zh-TW"/>
-        </w:rPr>
-        <w:t xml:space="preserve"> </w:t>
-      </w:r>
-      <w:r>
-        <w:t>(the “Agreement”</w:t>
-      </w:r>
-      <w:proofErr w:type="gramStart"/>
-      <w:r>
-        <w:t>), and</w:t>
-      </w:r>
-      <w:proofErr w:type="gramEnd"/>
-      <w:r>
-        <w:t xml:space="preserve"> is made effective as of the date of last signature below (the “Settlement Form Effective Date”).</w:t>
+        <w:t>(the “Agreement”), and is made effective as of the date of last signature below (the “Settlement Form Effective Date”).</w:t>
       </w:r>
     </w:p>
     <w:p/>
@@ -283,7 +195,6 @@
         <w:rPr>
           <w:rFonts w:hint="eastAsia"/>
           <w:sz w:val="20"/>
-          <w:highlight w:val="yellow"/>
         </w:rPr>
         <w:t>&lt;Supplier Name&gt;</w:t>
       </w:r>
@@ -358,14 +269,12 @@
       <w:r>
         <w:rPr>
           <w:rFonts w:hint="eastAsia"/>
-          <w:highlight w:val="yellow"/>
           <w:lang w:eastAsia="zh-TW"/>
         </w:rPr>
         <w:t>&lt;</w:t>
       </w:r>
       <w:r>
         <w:rPr>
-          <w:highlight w:val="yellow"/>
           <w:lang w:eastAsia="zh-TW"/>
         </w:rPr>
         <w:t>Sub-Category</w:t>
@@ -373,7 +282,6 @@
       <w:r>
         <w:rPr>
           <w:rFonts w:hint="eastAsia"/>
-          <w:highlight w:val="yellow"/>
           <w:lang w:eastAsia="zh-TW"/>
         </w:rPr>
         <w:t>&gt;</w:t>
@@ -389,7 +297,6 @@
       <w:r>
         <w:rPr>
           <w:rFonts w:hint="eastAsia"/>
-          <w:highlight w:val="yellow"/>
           <w:lang w:eastAsia="zh-TW"/>
         </w:rPr>
         <w:t>&lt;Platform&gt;</w:t>
@@ -414,14 +321,12 @@
       <w:r>
         <w:rPr>
           <w:rFonts w:hint="eastAsia"/>
-          <w:highlight w:val="yellow"/>
           <w:lang w:eastAsia="zh-TW"/>
         </w:rPr>
         <w:t>&lt;</w:t>
       </w:r>
       <w:r>
         <w:rPr>
-          <w:highlight w:val="yellow"/>
           <w:lang w:eastAsia="zh-TW"/>
         </w:rPr>
         <w:t>Sub-Category</w:t>
@@ -429,7 +334,6 @@
       <w:r>
         <w:rPr>
           <w:rFonts w:hint="eastAsia"/>
-          <w:highlight w:val="yellow"/>
           <w:lang w:eastAsia="zh-TW"/>
         </w:rPr>
         <w:t>&gt;</w:t>
@@ -440,7 +344,6 @@
       <w:r>
         <w:rPr>
           <w:rFonts w:hint="eastAsia"/>
-          <w:highlight w:val="yellow"/>
           <w:lang w:eastAsia="zh-TW"/>
         </w:rPr>
         <w:t>&lt;Platform&gt;</w:t>
@@ -553,14 +456,12 @@
             <w:r>
               <w:rPr>
                 <w:rFonts w:hint="eastAsia"/>
-                <w:highlight w:val="yellow"/>
                 <w:lang w:eastAsia="zh-TW"/>
               </w:rPr>
               <w:t>&lt;</w:t>
             </w:r>
             <w:r>
               <w:rPr>
-                <w:highlight w:val="yellow"/>
                 <w:lang w:eastAsia="zh-TW"/>
               </w:rPr>
               <w:t>Sub-Category</w:t>
@@ -568,18 +469,9 @@
             <w:r>
               <w:rPr>
                 <w:rFonts w:hint="eastAsia"/>
-                <w:highlight w:val="yellow"/>
                 <w:lang w:eastAsia="zh-TW"/>
               </w:rPr>
-              <w:t>&gt;</w:t>
-            </w:r>
-            <w:r>
-              <w:rPr>
-                <w:rFonts w:hint="eastAsia"/>
-                <w:highlight w:val="yellow"/>
-                <w:lang w:eastAsia="zh-TW"/>
-              </w:rPr>
-              <w:t xml:space="preserve"> </w:t>
+              <w:t xml:space="preserve">&gt; </w:t>
             </w:r>
             <w:r>
               <w:t xml:space="preserve">/ </w:t>
@@ -587,7 +479,6 @@
             <w:r>
               <w:rPr>
                 <w:rFonts w:hint="eastAsia"/>
-                <w:highlight w:val="yellow"/>
                 <w:lang w:eastAsia="zh-TW"/>
               </w:rPr>
               <w:t>&lt;Platform&gt;</w:t>
@@ -623,14 +514,12 @@
             <w:r>
               <w:rPr>
                 <w:rFonts w:hint="eastAsia"/>
-                <w:highlight w:val="yellow"/>
                 <w:lang w:eastAsia="zh-TW"/>
               </w:rPr>
               <w:t>&lt;</w:t>
             </w:r>
             <w:r>
               <w:rPr>
-                <w:highlight w:val="yellow"/>
                 <w:lang w:eastAsia="zh-TW"/>
               </w:rPr>
               <w:t>Sub-Category</w:t>
@@ -638,7 +527,6 @@
             <w:r>
               <w:rPr>
                 <w:rFonts w:hint="eastAsia"/>
-                <w:highlight w:val="yellow"/>
                 <w:lang w:eastAsia="zh-TW"/>
               </w:rPr>
               <w:t>&gt;</w:t>
@@ -651,15 +539,7 @@
                 <w:rFonts w:hint="eastAsia"/>
                 <w:lang w:eastAsia="zh-TW"/>
               </w:rPr>
-              <w:t xml:space="preserve"> </w:t>
-            </w:r>
-            <w:r>
-              <w:rPr>
-                <w:rFonts w:hint="eastAsia"/>
-                <w:highlight w:val="yellow"/>
-                <w:lang w:eastAsia="zh-TW"/>
-              </w:rPr>
-              <w:t>&lt;Platform&gt;</w:t>
+              <w:t xml:space="preserve"> &lt;Platform&gt;</w:t>
             </w:r>
             <w:r>
               <w:t>] E&amp;O GTK Parts</w:t>
@@ -677,7 +557,6 @@
             <w:r>
               <w:rPr>
                 <w:rFonts w:hint="eastAsia"/>
-                <w:highlight w:val="yellow"/>
                 <w:lang w:eastAsia="zh-TW"/>
               </w:rPr>
               <w:t>&lt;GTK Liability&gt;</w:t>
@@ -697,14 +576,12 @@
             <w:r>
               <w:rPr>
                 <w:rFonts w:hint="eastAsia"/>
-                <w:highlight w:val="yellow"/>
                 <w:lang w:eastAsia="zh-TW"/>
               </w:rPr>
               <w:t>&lt;</w:t>
             </w:r>
             <w:r>
               <w:rPr>
-                <w:highlight w:val="yellow"/>
                 <w:lang w:eastAsia="zh-TW"/>
               </w:rPr>
               <w:t>Sub-Category</w:t>
@@ -712,21 +589,16 @@
             <w:r>
               <w:rPr>
                 <w:rFonts w:hint="eastAsia"/>
-                <w:highlight w:val="yellow"/>
                 <w:lang w:eastAsia="zh-TW"/>
               </w:rPr>
               <w:t>&gt;</w:t>
             </w:r>
             <w:r>
-              <w:t xml:space="preserve"> /</w:t>
-            </w:r>
-            <w:r>
-              <w:t xml:space="preserve"> </w:t>
+              <w:t xml:space="preserve"> / </w:t>
             </w:r>
             <w:r>
               <w:rPr>
                 <w:rFonts w:hint="eastAsia"/>
-                <w:highlight w:val="yellow"/>
                 <w:lang w:eastAsia="zh-TW"/>
               </w:rPr>
               <w:t>&lt;Platform&gt;</w:t>
@@ -762,14 +634,12 @@
             <w:r>
               <w:rPr>
                 <w:rFonts w:hint="eastAsia"/>
-                <w:highlight w:val="yellow"/>
                 <w:lang w:eastAsia="zh-TW"/>
               </w:rPr>
               <w:t>&lt;</w:t>
             </w:r>
             <w:r>
               <w:rPr>
-                <w:highlight w:val="yellow"/>
                 <w:lang w:eastAsia="zh-TW"/>
               </w:rPr>
               <w:t>Sub-Category</w:t>
@@ -777,21 +647,16 @@
             <w:r>
               <w:rPr>
                 <w:rFonts w:hint="eastAsia"/>
-                <w:highlight w:val="yellow"/>
                 <w:lang w:eastAsia="zh-TW"/>
               </w:rPr>
               <w:t>&gt;</w:t>
             </w:r>
             <w:r>
-              <w:t xml:space="preserve"> /</w:t>
-            </w:r>
-            <w:r>
-              <w:t xml:space="preserve"> </w:t>
+              <w:t xml:space="preserve"> / </w:t>
             </w:r>
             <w:r>
               <w:rPr>
                 <w:rFonts w:hint="eastAsia"/>
-                <w:highlight w:val="yellow"/>
                 <w:lang w:eastAsia="zh-TW"/>
               </w:rPr>
               <w:t>&lt;Platform&gt;</w:t>
@@ -827,14 +692,12 @@
             <w:r>
               <w:rPr>
                 <w:rFonts w:hint="eastAsia"/>
-                <w:highlight w:val="yellow"/>
                 <w:lang w:eastAsia="zh-TW"/>
               </w:rPr>
               <w:t>&lt;</w:t>
             </w:r>
             <w:r>
               <w:rPr>
-                <w:highlight w:val="yellow"/>
                 <w:lang w:eastAsia="zh-TW"/>
               </w:rPr>
               <w:t>Sub-Category</w:t>
@@ -842,21 +705,16 @@
             <w:r>
               <w:rPr>
                 <w:rFonts w:hint="eastAsia"/>
-                <w:highlight w:val="yellow"/>
                 <w:lang w:eastAsia="zh-TW"/>
               </w:rPr>
               <w:t>&gt;</w:t>
             </w:r>
             <w:r>
-              <w:t xml:space="preserve"> /</w:t>
-            </w:r>
-            <w:r>
-              <w:t xml:space="preserve"> </w:t>
+              <w:t xml:space="preserve"> / </w:t>
             </w:r>
             <w:r>
               <w:rPr>
                 <w:rFonts w:hint="eastAsia"/>
-                <w:highlight w:val="yellow"/>
                 <w:lang w:eastAsia="zh-TW"/>
               </w:rPr>
               <w:t>&lt;Platform&gt;</w:t>
@@ -900,14 +758,12 @@
             <w:r>
               <w:rPr>
                 <w:rFonts w:hint="eastAsia"/>
-                <w:highlight w:val="yellow"/>
                 <w:lang w:eastAsia="zh-TW"/>
               </w:rPr>
               <w:t>&lt;</w:t>
             </w:r>
             <w:r>
               <w:rPr>
-                <w:highlight w:val="yellow"/>
                 <w:lang w:eastAsia="zh-TW"/>
               </w:rPr>
               <w:t>Sub-Category</w:t>
@@ -915,21 +771,16 @@
             <w:r>
               <w:rPr>
                 <w:rFonts w:hint="eastAsia"/>
-                <w:highlight w:val="yellow"/>
                 <w:lang w:eastAsia="zh-TW"/>
               </w:rPr>
               <w:t>&gt;</w:t>
             </w:r>
             <w:r>
-              <w:t xml:space="preserve"> /</w:t>
-            </w:r>
-            <w:r>
-              <w:t xml:space="preserve"> </w:t>
+              <w:t xml:space="preserve"> / </w:t>
             </w:r>
             <w:r>
               <w:rPr>
                 <w:rFonts w:hint="eastAsia"/>
-                <w:highlight w:val="yellow"/>
                 <w:lang w:eastAsia="zh-TW"/>
               </w:rPr>
               <w:t>&lt;Platform&gt;</w:t>
@@ -986,7 +837,6 @@
             <w:r>
               <w:rPr>
                 <w:rFonts w:hint="eastAsia"/>
-                <w:highlight w:val="yellow"/>
                 <w:lang w:eastAsia="zh-TW"/>
               </w:rPr>
               <w:t>&lt;GTK Liability&gt;</w:t>
@@ -1037,14 +887,7 @@
           <w:sz w:val="20"/>
           <w:u w:val="single"/>
         </w:rPr>
-        <w:t xml:space="preserve">Settlement </w:t>
-      </w:r>
-      <w:r>
-        <w:rPr>
-          <w:sz w:val="20"/>
-          <w:u w:val="single"/>
-        </w:rPr>
-        <w:t>Payment</w:t>
+        <w:t>Settlement Payment</w:t>
       </w:r>
       <w:r>
         <w:rPr>
@@ -1056,33 +899,16 @@
         <w:rPr>
           <w:rFonts w:hint="eastAsia"/>
           <w:sz w:val="20"/>
-          <w:highlight w:val="yellow"/>
           <w:lang w:eastAsia="zh-TW"/>
         </w:rPr>
-        <w:t>&lt;Capital Money Letter&gt;</w:t>
-      </w:r>
-      <w:r>
-        <w:rPr>
-          <w:rFonts w:hint="eastAsia"/>
-          <w:sz w:val="20"/>
-          <w:lang w:eastAsia="zh-TW"/>
-        </w:rPr>
-        <w:t xml:space="preserve"> (</w:t>
-      </w:r>
-      <w:r>
-        <w:rPr>
-          <w:rFonts w:hint="eastAsia"/>
-          <w:highlight w:val="yellow"/>
-          <w:lang w:eastAsia="zh-TW"/>
-        </w:rPr>
-        <w:t>&lt;GTK Liability&gt;</w:t>
+        <w:t>&lt;Capital Money Letter&gt; (</w:t>
       </w:r>
       <w:r>
         <w:rPr>
           <w:rFonts w:hint="eastAsia"/>
           <w:lang w:eastAsia="zh-TW"/>
         </w:rPr>
-        <w:t>)</w:t>
+        <w:t>&lt;GTK Liability&gt;)</w:t>
       </w:r>
       <w:r>
         <w:rPr>
@@ -1115,13 +941,7 @@
         <w:rPr>
           <w:sz w:val="20"/>
         </w:rPr>
-        <w:t xml:space="preserve">twenty </w:t>
-      </w:r>
-      <w:r>
-        <w:rPr>
-          <w:sz w:val="20"/>
-        </w:rPr>
-        <w:t>(</w:t>
+        <w:t>twenty (</w:t>
       </w:r>
       <w:r>
         <w:rPr>
@@ -1161,13 +981,7 @@
         <w:rPr>
           <w:sz w:val="20"/>
         </w:rPr>
-        <w:t>(the “Settlement</w:t>
-      </w:r>
-      <w:r>
-        <w:rPr>
-          <w:sz w:val="20"/>
-        </w:rPr>
-        <w:t xml:space="preserve"> Payment”).</w:t>
+        <w:t>(the “Settlement Payment”).</w:t>
       </w:r>
     </w:p>
     <w:p>
@@ -1221,22 +1035,7 @@
         <w:jc w:val="both"/>
       </w:pPr>
       <w:r>
-        <w:t>The Parties</w:t>
-      </w:r>
-      <w:r>
-        <w:t xml:space="preserve"> have agreed to this </w:t>
-      </w:r>
-      <w:r>
-        <w:t>Settlement Form</w:t>
-      </w:r>
-      <w:r>
-        <w:t xml:space="preserve"> as of the date </w:t>
-      </w:r>
-      <w:r>
-        <w:t>of last signature</w:t>
-      </w:r>
-      <w:r>
-        <w:t xml:space="preserve"> below. </w:t>
+        <w:t xml:space="preserve">The Parties have agreed to this Settlement Form as of the date of last signature below. </w:t>
       </w:r>
     </w:p>
     <w:p>
@@ -1302,7 +1101,6 @@
           <w:tcPr>
             <w:tcW w:w="4683" w:type="dxa"/>
             <w:gridSpan w:val="4"/>
-            <w:shd w:val="clear" w:color="auto" w:fill="auto"/>
           </w:tcPr>
           <w:p>
             <w:pPr>
@@ -1325,7 +1123,6 @@
           <w:tcPr>
             <w:tcW w:w="4677" w:type="dxa"/>
             <w:gridSpan w:val="3"/>
-            <w:shd w:val="clear" w:color="auto" w:fill="auto"/>
           </w:tcPr>
           <w:p>
             <w:pPr>
@@ -1340,17 +1137,9 @@
                 <w:rFonts w:hint="eastAsia"/>
                 <w:b/>
                 <w:bCs/>
-                <w:highlight w:val="yellow"/>
                 <w:lang w:eastAsia="zh-TW"/>
               </w:rPr>
               <w:t>&lt;Supplier Name&gt;</w:t>
-            </w:r>
-            <w:r>
-              <w:rPr>
-                <w:rFonts w:hint="eastAsia"/>
-                <w:lang w:eastAsia="zh-TW"/>
-              </w:rPr>
-              <w:t>&lt;bold&gt;</w:t>
             </w:r>
           </w:p>
         </w:tc>
@@ -1360,7 +1149,6 @@
           <w:tcPr>
             <w:tcW w:w="2495" w:type="dxa"/>
             <w:gridSpan w:val="2"/>
-            <w:shd w:val="clear" w:color="auto" w:fill="auto"/>
           </w:tcPr>
           <w:p/>
         </w:tc>
@@ -1368,7 +1156,6 @@
           <w:tcPr>
             <w:tcW w:w="2188" w:type="dxa"/>
             <w:gridSpan w:val="2"/>
-            <w:shd w:val="clear" w:color="auto" w:fill="auto"/>
           </w:tcPr>
           <w:p/>
         </w:tc>
@@ -1376,7 +1163,6 @@
           <w:tcPr>
             <w:tcW w:w="4677" w:type="dxa"/>
             <w:gridSpan w:val="3"/>
-            <w:shd w:val="clear" w:color="auto" w:fill="auto"/>
           </w:tcPr>
           <w:p/>
         </w:tc>
@@ -1385,14 +1171,12 @@
         <w:tc>
           <w:tcPr>
             <w:tcW w:w="792" w:type="dxa"/>
-            <w:shd w:val="clear" w:color="auto" w:fill="auto"/>
           </w:tcPr>
           <w:p/>
         </w:tc>
         <w:tc>
           <w:tcPr>
             <w:tcW w:w="1703" w:type="dxa"/>
-            <w:shd w:val="clear" w:color="auto" w:fill="auto"/>
           </w:tcPr>
           <w:p/>
         </w:tc>
@@ -1400,7 +1184,6 @@
           <w:tcPr>
             <w:tcW w:w="2188" w:type="dxa"/>
             <w:gridSpan w:val="2"/>
-            <w:shd w:val="clear" w:color="auto" w:fill="auto"/>
           </w:tcPr>
           <w:p/>
         </w:tc>
@@ -1408,14 +1191,12 @@
           <w:tcPr>
             <w:tcW w:w="2120" w:type="dxa"/>
             <w:gridSpan w:val="2"/>
-            <w:shd w:val="clear" w:color="auto" w:fill="auto"/>
           </w:tcPr>
           <w:p/>
         </w:tc>
         <w:tc>
           <w:tcPr>
             <w:tcW w:w="2557" w:type="dxa"/>
-            <w:shd w:val="clear" w:color="auto" w:fill="auto"/>
           </w:tcPr>
           <w:p/>
         </w:tc>
@@ -1424,7 +1205,6 @@
         <w:tc>
           <w:tcPr>
             <w:tcW w:w="792" w:type="dxa"/>
-            <w:shd w:val="clear" w:color="auto" w:fill="auto"/>
           </w:tcPr>
           <w:p>
             <w:r>
@@ -1439,21 +1219,18 @@
             <w:tcBorders>
               <w:bottom w:val="single" w:sz="4" w:space="0" w:color="auto"/>
             </w:tcBorders>
-            <w:shd w:val="clear" w:color="auto" w:fill="auto"/>
           </w:tcPr>
           <w:p/>
         </w:tc>
         <w:tc>
           <w:tcPr>
             <w:tcW w:w="391" w:type="dxa"/>
-            <w:shd w:val="clear" w:color="auto" w:fill="auto"/>
           </w:tcPr>
           <w:p/>
         </w:tc>
         <w:tc>
           <w:tcPr>
             <w:tcW w:w="756" w:type="dxa"/>
-            <w:shd w:val="clear" w:color="auto" w:fill="auto"/>
           </w:tcPr>
           <w:p>
             <w:r>
@@ -1468,7 +1245,6 @@
             <w:tcBorders>
               <w:bottom w:val="single" w:sz="4" w:space="0" w:color="auto"/>
             </w:tcBorders>
-            <w:shd w:val="clear" w:color="auto" w:fill="auto"/>
           </w:tcPr>
           <w:p/>
         </w:tc>
@@ -1477,7 +1253,6 @@
         <w:tc>
           <w:tcPr>
             <w:tcW w:w="792" w:type="dxa"/>
-            <w:shd w:val="clear" w:color="auto" w:fill="auto"/>
           </w:tcPr>
           <w:p/>
         </w:tc>
@@ -1488,21 +1263,18 @@
             <w:tcBorders>
               <w:top w:val="single" w:sz="4" w:space="0" w:color="auto"/>
             </w:tcBorders>
-            <w:shd w:val="clear" w:color="auto" w:fill="auto"/>
           </w:tcPr>
           <w:p/>
         </w:tc>
         <w:tc>
           <w:tcPr>
             <w:tcW w:w="391" w:type="dxa"/>
-            <w:shd w:val="clear" w:color="auto" w:fill="auto"/>
           </w:tcPr>
           <w:p/>
         </w:tc>
         <w:tc>
           <w:tcPr>
             <w:tcW w:w="756" w:type="dxa"/>
-            <w:shd w:val="clear" w:color="auto" w:fill="auto"/>
           </w:tcPr>
           <w:p/>
         </w:tc>
@@ -1510,7 +1282,6 @@
           <w:tcPr>
             <w:tcW w:w="3921" w:type="dxa"/>
             <w:gridSpan w:val="2"/>
-            <w:shd w:val="clear" w:color="auto" w:fill="auto"/>
           </w:tcPr>
           <w:p/>
         </w:tc>
@@ -1519,7 +1290,6 @@
         <w:tc>
           <w:tcPr>
             <w:tcW w:w="792" w:type="dxa"/>
-            <w:shd w:val="clear" w:color="auto" w:fill="auto"/>
           </w:tcPr>
           <w:p>
             <w:r>
@@ -1534,7 +1304,6 @@
             <w:tcBorders>
               <w:bottom w:val="single" w:sz="4" w:space="0" w:color="auto"/>
             </w:tcBorders>
-            <w:shd w:val="clear" w:color="auto" w:fill="auto"/>
           </w:tcPr>
           <w:p>
             <w:pPr>
@@ -1553,14 +1322,12 @@
         <w:tc>
           <w:tcPr>
             <w:tcW w:w="391" w:type="dxa"/>
-            <w:shd w:val="clear" w:color="auto" w:fill="auto"/>
           </w:tcPr>
           <w:p/>
         </w:tc>
         <w:tc>
           <w:tcPr>
             <w:tcW w:w="756" w:type="dxa"/>
-            <w:shd w:val="clear" w:color="auto" w:fill="auto"/>
           </w:tcPr>
           <w:p>
             <w:r>
@@ -1575,13 +1342,11 @@
             <w:tcBorders>
               <w:bottom w:val="single" w:sz="4" w:space="0" w:color="auto"/>
             </w:tcBorders>
-            <w:shd w:val="clear" w:color="auto" w:fill="auto"/>
           </w:tcPr>
           <w:p>
             <w:r>
               <w:rPr>
                 <w:rFonts w:hint="eastAsia"/>
-                <w:highlight w:val="yellow"/>
                 <w:lang w:eastAsia="zh-TW"/>
               </w:rPr>
               <w:t>&lt;Signer&gt;</w:t>
@@ -1593,7 +1358,6 @@
         <w:tc>
           <w:tcPr>
             <w:tcW w:w="792" w:type="dxa"/>
-            <w:shd w:val="clear" w:color="auto" w:fill="auto"/>
           </w:tcPr>
           <w:p/>
         </w:tc>
@@ -1604,21 +1368,18 @@
             <w:tcBorders>
               <w:top w:val="single" w:sz="4" w:space="0" w:color="auto"/>
             </w:tcBorders>
-            <w:shd w:val="clear" w:color="auto" w:fill="auto"/>
           </w:tcPr>
           <w:p/>
         </w:tc>
         <w:tc>
           <w:tcPr>
             <w:tcW w:w="391" w:type="dxa"/>
-            <w:shd w:val="clear" w:color="auto" w:fill="auto"/>
           </w:tcPr>
           <w:p/>
         </w:tc>
         <w:tc>
           <w:tcPr>
             <w:tcW w:w="756" w:type="dxa"/>
-            <w:shd w:val="clear" w:color="auto" w:fill="auto"/>
           </w:tcPr>
           <w:p/>
         </w:tc>
@@ -1629,7 +1390,6 @@
             <w:tcBorders>
               <w:top w:val="single" w:sz="4" w:space="0" w:color="auto"/>
             </w:tcBorders>
-            <w:shd w:val="clear" w:color="auto" w:fill="auto"/>
           </w:tcPr>
           <w:p/>
         </w:tc>
@@ -1638,7 +1398,6 @@
         <w:tc>
           <w:tcPr>
             <w:tcW w:w="792" w:type="dxa"/>
-            <w:shd w:val="clear" w:color="auto" w:fill="auto"/>
           </w:tcPr>
           <w:p>
             <w:r>
@@ -1653,7 +1412,6 @@
             <w:tcBorders>
               <w:bottom w:val="single" w:sz="4" w:space="0" w:color="auto"/>
             </w:tcBorders>
-            <w:shd w:val="clear" w:color="auto" w:fill="auto"/>
           </w:tcPr>
           <w:p>
             <w:r>
@@ -1667,14 +1425,12 @@
         <w:tc>
           <w:tcPr>
             <w:tcW w:w="391" w:type="dxa"/>
-            <w:shd w:val="clear" w:color="auto" w:fill="auto"/>
           </w:tcPr>
           <w:p/>
         </w:tc>
         <w:tc>
           <w:tcPr>
             <w:tcW w:w="756" w:type="dxa"/>
-            <w:shd w:val="clear" w:color="auto" w:fill="auto"/>
           </w:tcPr>
           <w:p>
             <w:r>
@@ -1689,13 +1445,11 @@
             <w:tcBorders>
               <w:bottom w:val="single" w:sz="4" w:space="0" w:color="auto"/>
             </w:tcBorders>
-            <w:shd w:val="clear" w:color="auto" w:fill="auto"/>
           </w:tcPr>
           <w:p>
             <w:r>
               <w:rPr>
                 <w:rFonts w:hint="eastAsia"/>
-                <w:highlight w:val="yellow"/>
                 <w:lang w:eastAsia="zh-TW"/>
               </w:rPr>
               <w:t>&lt;Title&gt;</w:t>
@@ -1707,7 +1461,6 @@
         <w:tc>
           <w:tcPr>
             <w:tcW w:w="792" w:type="dxa"/>
-            <w:shd w:val="clear" w:color="auto" w:fill="auto"/>
           </w:tcPr>
           <w:p/>
           <w:p>
@@ -1724,21 +1477,18 @@
               <w:top w:val="single" w:sz="4" w:space="0" w:color="auto"/>
               <w:bottom w:val="single" w:sz="4" w:space="0" w:color="auto"/>
             </w:tcBorders>
-            <w:shd w:val="clear" w:color="auto" w:fill="auto"/>
           </w:tcPr>
           <w:p/>
         </w:tc>
         <w:tc>
           <w:tcPr>
             <w:tcW w:w="391" w:type="dxa"/>
-            <w:shd w:val="clear" w:color="auto" w:fill="auto"/>
           </w:tcPr>
           <w:p/>
         </w:tc>
         <w:tc>
           <w:tcPr>
             <w:tcW w:w="756" w:type="dxa"/>
-            <w:shd w:val="clear" w:color="auto" w:fill="auto"/>
           </w:tcPr>
           <w:p/>
           <w:p>
@@ -1755,7 +1505,6 @@
               <w:top w:val="single" w:sz="4" w:space="0" w:color="auto"/>
               <w:bottom w:val="single" w:sz="4" w:space="0" w:color="auto"/>
             </w:tcBorders>
-            <w:shd w:val="clear" w:color="auto" w:fill="auto"/>
           </w:tcPr>
           <w:p/>
           <w:p/>
@@ -6724,10 +6473,6 @@
 </file>
 
 <file path=customXml/item1.xml><?xml version="1.0" encoding="utf-8"?>
-<b:Sources xmlns:b="http://schemas.openxmlformats.org/officeDocument/2006/bibliography" xmlns="http://schemas.openxmlformats.org/officeDocument/2006/bibliography" SelectedStyle="\APASixthEditionOfficeOnline.xsl" StyleName="APA" Version="6"/>
-</file>
-
-<file path=customXml/item2.xml><?xml version="1.0" encoding="utf-8"?>
 <?mso-contentType ?>
 <FormTemplates xmlns="http://schemas.microsoft.com/sharepoint/v3/contenttype/forms">
   <Display>DocumentLibraryForm</Display>
@@ -6736,7 +6481,22 @@
 </FormTemplates>
 </file>
 
+<file path=customXml/item2.xml><?xml version="1.0" encoding="utf-8"?>
+<b:Sources xmlns:b="http://schemas.openxmlformats.org/officeDocument/2006/bibliography" xmlns="http://schemas.openxmlformats.org/officeDocument/2006/bibliography" SelectedStyle="\APASixthEditionOfficeOnline.xsl" StyleName="APA" Version="6"/>
+</file>
+
 <file path=customXml/item3.xml><?xml version="1.0" encoding="utf-8"?>
+<p:properties xmlns:p="http://schemas.microsoft.com/office/2006/metadata/properties" xmlns:xsi="http://www.w3.org/2001/XMLSchema-instance" xmlns:pc="http://schemas.microsoft.com/office/infopath/2007/PartnerControls">
+  <documentManagement>
+    <TaxCatchAll xmlns="64fe8c59-3550-437a-9cc1-69277fe2ea73" xsi:nil="true"/>
+    <lcf76f155ced4ddcb4097134ff3c332f xmlns="03665bc1-4634-48ef-ab41-682dca2ae60b">
+      <Terms xmlns="http://schemas.microsoft.com/office/infopath/2007/PartnerControls"/>
+    </lcf76f155ced4ddcb4097134ff3c332f>
+  </documentManagement>
+</p:properties>
+</file>
+
+<file path=customXml/item4.xml><?xml version="1.0" encoding="utf-8"?>
 <ct:contentTypeSchema xmlns:ct="http://schemas.microsoft.com/office/2006/metadata/contentType" xmlns:ma="http://schemas.microsoft.com/office/2006/metadata/properties/metaAttributes" ct:_="" ma:_="" ma:contentTypeName="Document" ma:contentTypeID="0x010100BECC62B75D99CE41A652D13CA6FDC7E1" ma:contentTypeVersion="18" ma:contentTypeDescription="Create a new document." ma:contentTypeScope="" ma:versionID="f41ed9cddd2ff9d38c210e7da94b30af">
   <xsd:schema xmlns:xsd="http://www.w3.org/2001/XMLSchema" xmlns:xs="http://www.w3.org/2001/XMLSchema" xmlns:p="http://schemas.microsoft.com/office/2006/metadata/properties" xmlns:ns2="03665bc1-4634-48ef-ab41-682dca2ae60b" xmlns:ns3="be5fecc6-86d8-4a7b-ac17-50ae2da507fb" xmlns:ns4="64fe8c59-3550-437a-9cc1-69277fe2ea73" targetNamespace="http://schemas.microsoft.com/office/2006/metadata/properties" ma:root="true" ma:fieldsID="bd6997f521787b93a85bea238bc5ca1a" ns2:_="" ns3:_="" ns4:_="">
     <xsd:import namespace="03665bc1-4634-48ef-ab41-682dca2ae60b"/>
@@ -6990,18 +6750,15 @@
 </ct:contentTypeSchema>
 </file>
 
-<file path=customXml/item4.xml><?xml version="1.0" encoding="utf-8"?>
-<p:properties xmlns:p="http://schemas.microsoft.com/office/2006/metadata/properties" xmlns:xsi="http://www.w3.org/2001/XMLSchema-instance" xmlns:pc="http://schemas.microsoft.com/office/infopath/2007/PartnerControls">
-  <documentManagement>
-    <TaxCatchAll xmlns="64fe8c59-3550-437a-9cc1-69277fe2ea73" xsi:nil="true"/>
-    <lcf76f155ced4ddcb4097134ff3c332f xmlns="03665bc1-4634-48ef-ab41-682dca2ae60b">
-      <Terms xmlns="http://schemas.microsoft.com/office/infopath/2007/PartnerControls"/>
-    </lcf76f155ced4ddcb4097134ff3c332f>
-  </documentManagement>
-</p:properties>
+<file path=customXml/itemProps1.xml><?xml version="1.0" encoding="utf-8"?>
+<ds:datastoreItem xmlns:ds="http://schemas.openxmlformats.org/officeDocument/2006/customXml" ds:itemID="{470A3EB2-928F-4FF7-B04B-0299815C1D3B}">
+  <ds:schemaRefs>
+    <ds:schemaRef ds:uri="http://schemas.microsoft.com/sharepoint/v3/contenttype/forms"/>
+  </ds:schemaRefs>
+</ds:datastoreItem>
 </file>
 
-<file path=customXml/itemProps1.xml><?xml version="1.0" encoding="utf-8"?>
+<file path=customXml/itemProps2.xml><?xml version="1.0" encoding="utf-8"?>
 <ds:datastoreItem xmlns:ds="http://schemas.openxmlformats.org/officeDocument/2006/customXml" ds:itemID="{EB7C6790-6D60-4338-8F73-F46D58707BF4}">
   <ds:schemaRefs>
     <ds:schemaRef ds:uri="http://schemas.openxmlformats.org/officeDocument/2006/bibliography"/>
@@ -7009,15 +6766,18 @@
 </ds:datastoreItem>
 </file>
 
-<file path=customXml/itemProps2.xml><?xml version="1.0" encoding="utf-8"?>
-<ds:datastoreItem xmlns:ds="http://schemas.openxmlformats.org/officeDocument/2006/customXml" ds:itemID="{470A3EB2-928F-4FF7-B04B-0299815C1D3B}">
+<file path=customXml/itemProps3.xml><?xml version="1.0" encoding="utf-8"?>
+<ds:datastoreItem xmlns:ds="http://schemas.openxmlformats.org/officeDocument/2006/customXml" ds:itemID="{B3FC2A55-22BC-4E83-8987-5B996D5DC660}">
   <ds:schemaRefs>
-    <ds:schemaRef ds:uri="http://schemas.microsoft.com/sharepoint/v3/contenttype/forms"/>
+    <ds:schemaRef ds:uri="http://schemas.microsoft.com/office/2006/metadata/properties"/>
+    <ds:schemaRef ds:uri="http://schemas.microsoft.com/office/infopath/2007/PartnerControls"/>
+    <ds:schemaRef ds:uri="64fe8c59-3550-437a-9cc1-69277fe2ea73"/>
+    <ds:schemaRef ds:uri="03665bc1-4634-48ef-ab41-682dca2ae60b"/>
   </ds:schemaRefs>
 </ds:datastoreItem>
 </file>
 
-<file path=customXml/itemProps3.xml><?xml version="1.0" encoding="utf-8"?>
+<file path=customXml/itemProps4.xml><?xml version="1.0" encoding="utf-8"?>
 <ds:datastoreItem xmlns:ds="http://schemas.openxmlformats.org/officeDocument/2006/customXml" ds:itemID="{D9E6A1F1-E254-4D0C-B1E3-55CF80B9FCDB}">
   <ds:schemaRefs>
     <ds:schemaRef ds:uri="http://schemas.microsoft.com/office/2006/metadata/contentType"/>
@@ -7035,15 +6795,4 @@
     <ds:schemaRef ds:uri="http://schemas.microsoft.com/internal/obd"/>
   </ds:schemaRefs>
 </ds:datastoreItem>
-</file>
-
-<file path=customXml/itemProps4.xml><?xml version="1.0" encoding="utf-8"?>
-<ds:datastoreItem xmlns:ds="http://schemas.openxmlformats.org/officeDocument/2006/customXml" ds:itemID="{B3FC2A55-22BC-4E83-8987-5B996D5DC660}">
-  <ds:schemaRefs>
-    <ds:schemaRef ds:uri="http://schemas.microsoft.com/office/2006/metadata/properties"/>
-    <ds:schemaRef ds:uri="http://schemas.microsoft.com/office/infopath/2007/PartnerControls"/>
-    <ds:schemaRef ds:uri="64fe8c59-3550-437a-9cc1-69277fe2ea73"/>
-    <ds:schemaRef ds:uri="03665bc1-4634-48ef-ab41-682dca2ae60b"/>
-  </ds:schemaRefs>
-</ds:datastoreItem>
 </file>